--- a/Prompt_Builder_User_Guide.docx
+++ b/Prompt_Builder_User_Guide.docx
@@ -2,7 +2,7 @@
 <file path=word/document.xml><?xml version="1.0" encoding="utf-8"?>
 <w:document xmlns:w="http://schemas.openxmlformats.org/wordprocessingml/2006/main" xmlns:m="http://schemas.openxmlformats.org/officeDocument/2006/math" xmlns:r="http://schemas.openxmlformats.org/officeDocument/2006/relationships" xmlns:o="urn:schemas-microsoft-com:office:office" xmlns:v="urn:schemas-microsoft-com:vml" xmlns:w10="urn:schemas-microsoft-com:office:word" xmlns:a="http://schemas.openxmlformats.org/drawingml/2006/main" xmlns:pic="http://schemas.openxmlformats.org/drawingml/2006/picture" xmlns:wp="http://schemas.openxmlformats.org/drawingml/2006/wordprocessingDrawing">
   <w:body>
-    <w:bookmarkStart w:id="28" w:name="linkedin-profile-builder-user-guide"/>
+    <w:bookmarkStart w:id="29" w:name="linkedin-profile-builder-user-guide"/>
     <w:p>
       <w:pPr>
         <w:pStyle w:val="Heading1"/>
@@ -309,7 +309,7 @@
       </w:r>
     </w:p>
     <w:bookmarkEnd w:id="22"/>
-    <w:bookmarkStart w:id="25" w:name="field-by-field"/>
+    <w:bookmarkStart w:id="26" w:name="field-by-field"/>
     <w:p>
       <w:pPr>
         <w:pStyle w:val="Heading2"/>
@@ -737,17 +737,70 @@
         <w:t xml:space="preserve"> </w:t>
       </w:r>
       <w:r>
-        <w:rPr>
-          <w:iCs/>
-          <w:i/>
-        </w:rPr>
-        <w:t xml:space="preserve">(adjustable count, default 3 positions)</w:t>
-      </w:r>
-      <w:r>
-        <w:t xml:space="preserve"> </w:t>
-      </w:r>
-      <w:r>
-        <w:t xml:space="preserve">— for each position: job title (100 characters, your real title plus a more current/searchable framing if one genuinely applies) and description (2,000 characters, opening with a short company/department blurb, then three bullets in the same real-number-or-strong-qualitative style as the About section).</w:t>
+        <w:t xml:space="preserve">— how many positions to rewrite is a three-way choice:</w:t>
+      </w:r>
+      <w:r>
+        <w:t xml:space="preserve"> </w:t>
+      </w:r>
+      <w:r>
+        <w:rPr>
+          <w:bCs/>
+          <w:b/>
+        </w:rPr>
+        <w:t xml:space="preserve">3 most recent</w:t>
+      </w:r>
+      <w:r>
+        <w:t xml:space="preserve"> </w:t>
+      </w:r>
+      <w:r>
+        <w:t xml:space="preserve">(default),</w:t>
+      </w:r>
+      <w:r>
+        <w:t xml:space="preserve"> </w:t>
+      </w:r>
+      <w:r>
+        <w:rPr>
+          <w:bCs/>
+          <w:b/>
+        </w:rPr>
+        <w:t xml:space="preserve">All positions</w:t>
+      </w:r>
+      <w:r>
+        <w:t xml:space="preserve">, or a</w:t>
+      </w:r>
+      <w:r>
+        <w:t xml:space="preserve"> </w:t>
+      </w:r>
+      <w:r>
+        <w:rPr>
+          <w:bCs/>
+          <w:b/>
+        </w:rPr>
+        <w:t xml:space="preserve">Custom number</w:t>
+      </w:r>
+      <w:r>
+        <w:t xml:space="preserve"> </w:t>
+      </w:r>
+      <w:r>
+        <w:t xml:space="preserve">(reveals a number field, 1–20).</w:t>
+      </w:r>
+      <w:r>
+        <w:t xml:space="preserve"> </w:t>
+      </w:r>
+      <w:r>
+        <w:t xml:space="preserve">“</w:t>
+      </w:r>
+      <w:r>
+        <w:t xml:space="preserve">All positions</w:t>
+      </w:r>
+      <w:r>
+        <w:t xml:space="preserve">”</w:t>
+      </w:r>
+      <w:r>
+        <w:t xml:space="preserve"> </w:t>
+      </w:r>
+      <w:r>
+        <w:t xml:space="preserve">produces a longer response — worth it for a shorter work history, slower to generate for a long one. For each position rewritten: job title (100 characters, your real title plus a more current/searchable framing if one genuinely applies) and description (2,000 characters, opening with a short company/department blurb, then three bullets in the same real-number-or-strong-qualitative style as the About section).</w:t>
       </w:r>
     </w:p>
     <w:p>
@@ -907,7 +960,7 @@
           <w:bCs/>
           <w:b/>
         </w:rPr>
-        <w:t xml:space="preserve">Three profile banner images</w:t>
+        <w:t xml:space="preserve">Profile banner images</w:t>
       </w:r>
       <w:r>
         <w:t xml:space="preserve"> </w:t>
@@ -923,7 +976,102 @@
         <w:t xml:space="preserve"> </w:t>
       </w:r>
       <w:r>
-        <w:t xml:space="preserve">— three distinct</w:t>
+        <w:t xml:space="preserve">— checking this reveals two more choices:</w:t>
+      </w:r>
+      <w:r>
+        <w:t xml:space="preserve"> </w:t>
+      </w:r>
+      <w:r>
+        <w:rPr>
+          <w:bCs/>
+          <w:b/>
+        </w:rPr>
+        <w:t xml:space="preserve">how many banners</w:t>
+      </w:r>
+      <w:r>
+        <w:t xml:space="preserve"> </w:t>
+      </w:r>
+      <w:r>
+        <w:t xml:space="preserve">(1–5, default 3) and a</w:t>
+      </w:r>
+      <w:r>
+        <w:t xml:space="preserve"> </w:t>
+      </w:r>
+      <w:r>
+        <w:rPr>
+          <w:bCs/>
+          <w:b/>
+        </w:rPr>
+        <w:t xml:space="preserve">visual style</w:t>
+      </w:r>
+      <w:r>
+        <w:t xml:space="preserve"> </w:t>
+      </w:r>
+      <w:r>
+        <w:t xml:space="preserve">— Let Claude decide (default), Abstract/geometric, Industry motif (e.g. a skyline, network, or circuit pattern, rendered abstractly rather than as a literal photo), or Minimalist. These are</w:t>
+      </w:r>
+      <w:r>
+        <w:t xml:space="preserve"> </w:t>
+      </w:r>
+      <w:r>
+        <w:rPr>
+          <w:bCs/>
+          <w:b/>
+        </w:rPr>
+        <w:t xml:space="preserve">programmatically generated</w:t>
+      </w:r>
+      <w:r>
+        <w:t xml:space="preserve"> </w:t>
+      </w:r>
+      <w:r>
+        <w:t xml:space="preserve">— geometric shapes, gradients, and line patterns built with Python’s Pillow library, the same mechanism the LinkedIn Article Share Builder tool uses for its artwork, not an attempt at a photorealistic image or stock photo. This only works when you paste the prompt directly into Claude — it depends on Claude’s own code execution capability and won’t produce anything in a different AI tool.</w:t>
+      </w:r>
+    </w:p>
+    <w:bookmarkEnd w:id="24"/>
+    <w:bookmarkStart w:id="25" w:name="output-format"/>
+    <w:p>
+      <w:pPr>
+        <w:pStyle w:val="Heading3"/>
+      </w:pPr>
+      <w:r>
+        <w:t xml:space="preserve">Output format</w:t>
+      </w:r>
+    </w:p>
+    <w:p>
+      <w:pPr>
+        <w:pStyle w:val="FirstParagraph"/>
+      </w:pPr>
+      <w:r>
+        <w:t xml:space="preserve">A separate choice from the checkboxes above:</w:t>
+      </w:r>
+      <w:r>
+        <w:t xml:space="preserve"> </w:t>
+      </w:r>
+      <w:r>
+        <w:rPr>
+          <w:bCs/>
+          <w:b/>
+        </w:rPr>
+        <w:t xml:space="preserve">Text in chat</w:t>
+      </w:r>
+      <w:r>
+        <w:t xml:space="preserve"> </w:t>
+      </w:r>
+      <w:r>
+        <w:t xml:space="preserve">(default) or</w:t>
+      </w:r>
+      <w:r>
+        <w:t xml:space="preserve"> </w:t>
+      </w:r>
+      <w:r>
+        <w:rPr>
+          <w:bCs/>
+          <w:b/>
+        </w:rPr>
+        <w:t xml:space="preserve">Downloadable Word document</w:t>
+      </w:r>
+      <w:r>
+        <w:t xml:space="preserve">. Word document requires the Code execution and file creation setting (Settings → Capabilities) and, like the banners, only works when run directly in Claude — pasting into another AI tool falls back to a chat response regardless of this choice. Banner images, if requested, always come through as separate</w:t>
       </w:r>
       <w:r>
         <w:t xml:space="preserve"> </w:t>
@@ -938,12 +1086,12 @@
         <w:t xml:space="preserve"> </w:t>
       </w:r>
       <w:r>
-        <w:t xml:space="preserve">banners, professional and on-brand for your level and industry, not too busy or text-heavy. This only works when you paste the prompt directly into Claude — it depends on Claude’s own image-generation capability and won’t produce anything in a different AI tool.</w:t>
-      </w:r>
-    </w:p>
-    <w:bookmarkEnd w:id="24"/>
+        <w:t xml:space="preserve">files either way — a Word document can’t hold them as editable images the way LinkedIn actually needs them uploaded.</w:t>
+      </w:r>
+    </w:p>
     <w:bookmarkEnd w:id="25"/>
-    <w:bookmarkStart w:id="26" w:name="what-youll-get-back"/>
+    <w:bookmarkEnd w:id="26"/>
+    <w:bookmarkStart w:id="27" w:name="what-youll-get-back"/>
     <w:p>
       <w:pPr>
         <w:pStyle w:val="Heading2"/>
@@ -957,11 +1105,11 @@
         <w:pStyle w:val="FirstParagraph"/>
       </w:pPr>
       <w:r>
-        <w:t xml:space="preserve">A response organized by whichever sections you toggled on, each with its character count stated so you can confirm it fits before pasting into LinkedIn. This is a chat response (plus banner image files, if requested) — there’s no separate downloadable document for the text sections.</w:t>
-      </w:r>
-    </w:p>
-    <w:bookmarkEnd w:id="26"/>
-    <w:bookmarkStart w:id="27" w:name="a-note-on-honesty"/>
+        <w:t xml:space="preserve">A response organized by whichever sections you toggled on, each with its character count stated so you can confirm it fits before pasting into LinkedIn, formatted as either a chat response or a downloadable Word document per your Output Format choice above — plus separate banner image files, if requested, regardless of that choice.</w:t>
+      </w:r>
+    </w:p>
+    <w:bookmarkEnd w:id="27"/>
+    <w:bookmarkStart w:id="28" w:name="a-note-on-honesty"/>
     <w:p>
       <w:pPr>
         <w:pStyle w:val="Heading2"/>
@@ -1004,8 +1152,8 @@
         <w:t xml:space="preserve">If any generated content feels like it’s stretching beyond what you actually gave Claude, push back on it directly in the conversation and ask for the specific evidence behind that claim.</w:t>
       </w:r>
     </w:p>
-    <w:bookmarkEnd w:id="27"/>
     <w:bookmarkEnd w:id="28"/>
+    <w:bookmarkEnd w:id="29"/>
     <w:sectPr/>
   </w:body>
 </w:document>
